--- a/Chapter7_EndToEnd_Norilsk_Patagonia.docx
+++ b/Chapter7_EndToEnd_Norilsk_Patagonia.docx
@@ -154,7 +154,7 @@
               <w:rPr>
                 <w:sz w:val="18"/>
               </w:rPr>
-              <w:t>0.428</w:t>
+              <w:t>0.399</w:t>
             </w:r>
           </w:p>
         </w:tc>
@@ -168,7 +168,7 @@
               <w:rPr>
                 <w:sz w:val="18"/>
               </w:rPr>
-              <w:t>0.314</w:t>
+              <w:t>0.293</w:t>
             </w:r>
           </w:p>
         </w:tc>
@@ -242,7 +242,7 @@
               <w:rPr>
                 <w:sz w:val="18"/>
               </w:rPr>
-              <w:t>0.192</w:t>
+              <w:t>0.200</w:t>
             </w:r>
           </w:p>
         </w:tc>
@@ -256,7 +256,7 @@
               <w:rPr>
                 <w:sz w:val="18"/>
               </w:rPr>
-              <w:t>0.282</w:t>
+              <w:t>0.287</w:t>
             </w:r>
           </w:p>
         </w:tc>
@@ -286,7 +286,7 @@
               <w:rPr>
                 <w:sz w:val="18"/>
               </w:rPr>
-              <w:t>0.480</w:t>
+              <w:t>0.387</w:t>
             </w:r>
           </w:p>
         </w:tc>
@@ -300,7 +300,7 @@
               <w:rPr>
                 <w:sz w:val="18"/>
               </w:rPr>
-              <w:t>0.446</w:t>
+              <w:t>0.351</w:t>
             </w:r>
           </w:p>
         </w:tc>
@@ -330,7 +330,7 @@
               <w:rPr>
                 <w:sz w:val="18"/>
               </w:rPr>
-              <w:t>0.612</w:t>
+              <w:t>0.609</w:t>
             </w:r>
           </w:p>
         </w:tc>
@@ -344,7 +344,7 @@
               <w:rPr>
                 <w:sz w:val="18"/>
               </w:rPr>
-              <w:t>0.213</w:t>
+              <w:t>0.242</w:t>
             </w:r>
           </w:p>
         </w:tc>
@@ -1393,7 +1393,7 @@
           <w:b w:val="0"/>
           <w:i w:val="0"/>
         </w:rPr>
-        <w:t>Note SO₂: Patagonia returns a real value (z 0.16, score 0.054); Norilsk returns None — the SO₂ retrieval dropped out and was handled by graceful degradation (§7.8), not substituted with a default. Both sites also lose PM₁₀/PM₂.₅ to the buffer rule (§7.8). The surviving indicators are averaged into the pillar follow-up priority: Patagonia 0.192 vs Norilsk 0.282.</w:t>
+        <w:t>Note SO₂: Patagonia returns a real value (z 0.16, score 0.054); Norilsk returns None — the SO₂ retrieval dropped out and was handled by graceful degradation (§7.8), not substituted with a default. Both sites also lose PM₁₀/PM₂.₅ to the buffer rule (§7.8). The surviving indicators are averaged into the pillar follow-up priority: Patagonia 0.200 vs Norilsk 0.287.</w:t>
       </w:r>
     </w:p>
     <w:p>
@@ -2592,7 +2592,7 @@
               <w:rPr>
                 <w:sz w:val="18"/>
               </w:rPr>
-              <w:t>0.612</w:t>
+              <w:t>0.609</w:t>
             </w:r>
           </w:p>
         </w:tc>
@@ -2606,7 +2606,7 @@
               <w:rPr>
                 <w:sz w:val="18"/>
               </w:rPr>
-              <w:t>0.213</w:t>
+              <w:t>0.242</w:t>
             </w:r>
           </w:p>
         </w:tc>
@@ -2619,7 +2619,7 @@
           <w:color w:val="555555"/>
           <w:sz w:val="17"/>
         </w:rPr>
-        <w:t>Patagonia: a coastal/built mosaic inside a Key Biodiversity Area (KBA proximity 1.0, 17.6% overlap), 523 ha of natural→built conversion, and a maxed NDVI deficit (z −5.0) → follow-up 0.61. Norilsk: 100% snow cover above the Arctic Circle — essentially no habitat to convert (0.09 ha loss), no KBA, NDVI on bare/snow → follow-up 0.21.</w:t>
+        <w:t>Patagonia: a coastal/built mosaic inside a Key Biodiversity Area (KBA proximity 1.0, 17.6% overlap), 523 ha of natural→built conversion, and a maxed NDVI deficit (z −5.0) → follow-up 0.61. Norilsk: 100% snow cover above the Arctic Circle — essentially no habitat to convert (0.09 ha loss), no KBA, NDVI on bare/snow → follow-up 0.24.</w:t>
       </w:r>
     </w:p>
     <w:p>
@@ -2649,6 +2649,15 @@
           <w:i w:val="0"/>
         </w:rPr>
         <w:t>The composite is a flat equal-weight mean of the three pillar follow-up priorities (IC §4): Overall = ⅓·Air + ⅓·GHG + ⅓·Nature. Equal weights are the v1 default; sector-aware weighting is a v1.x extension.</w:t>
+      </w:r>
+    </w:p>
+    <w:p>
+      <w:r>
+        <w:rPr>
+          <w:b w:val="0"/>
+          <w:i w:val="0"/>
+        </w:rPr>
+        <w:t>Each pillar follow-up is itself the harmonised two-level blend 0.80·severity_core + 0.20·measurement_quality (M-WEIGHTS-HARMONISE-A1) — the same 0.20 measurement-quality weight in every pillar, with only the severity core differing by pillar (Air proxy/anomaly, GHG combustion/flaring, Nature exposure/change/condition).</w:t>
       </w:r>
     </w:p>
     <w:tbl>
@@ -2767,7 +2776,7 @@
               <w:rPr>
                 <w:sz w:val="18"/>
               </w:rPr>
-              <w:t>0.192</w:t>
+              <w:t>0.200</w:t>
             </w:r>
           </w:p>
         </w:tc>
@@ -2781,7 +2790,7 @@
               <w:rPr>
                 <w:sz w:val="18"/>
               </w:rPr>
-              <w:t>0.480</w:t>
+              <w:t>0.387</w:t>
             </w:r>
           </w:p>
         </w:tc>
@@ -2795,7 +2804,7 @@
               <w:rPr>
                 <w:sz w:val="18"/>
               </w:rPr>
-              <w:t>0.612</w:t>
+              <w:t>0.609</w:t>
             </w:r>
           </w:p>
         </w:tc>
@@ -2809,7 +2818,7 @@
               <w:rPr>
                 <w:sz w:val="18"/>
               </w:rPr>
-              <w:t>0.428</w:t>
+              <w:t>0.399</w:t>
             </w:r>
           </w:p>
         </w:tc>
@@ -2839,7 +2848,7 @@
               <w:rPr>
                 <w:sz w:val="18"/>
               </w:rPr>
-              <w:t>0.282</w:t>
+              <w:t>0.287</w:t>
             </w:r>
           </w:p>
         </w:tc>
@@ -2853,7 +2862,7 @@
               <w:rPr>
                 <w:sz w:val="18"/>
               </w:rPr>
-              <w:t>0.446</w:t>
+              <w:t>0.351</w:t>
             </w:r>
           </w:p>
         </w:tc>
@@ -2867,7 +2876,7 @@
               <w:rPr>
                 <w:sz w:val="18"/>
               </w:rPr>
-              <w:t>0.213</w:t>
+              <w:t>0.242</w:t>
             </w:r>
           </w:p>
         </w:tc>
@@ -2881,7 +2890,7 @@
               <w:rPr>
                 <w:sz w:val="18"/>
               </w:rPr>
-              <w:t>0.314</w:t>
+              <w:t>0.293</w:t>
             </w:r>
           </w:p>
         </w:tc>
@@ -2894,7 +2903,7 @@
           <w:i w:val="0"/>
           <w:sz w:val="19"/>
         </w:rPr>
-        <w:t>Patagonia: ⅓·0.192 + ⅓·0.480 + ⅓·0.612 = 0.428</w:t>
+        <w:t>Patagonia: ⅓·0.200 + ⅓·0.387 + ⅓·0.609 = 0.399</w:t>
       </w:r>
     </w:p>
     <w:p>
@@ -2904,7 +2913,7 @@
           <w:i w:val="0"/>
           <w:sz w:val="19"/>
         </w:rPr>
-        <w:t>Norilsk: ⅓·0.282 + ⅓·0.446 + ⅓·0.213 = 0.314</w:t>
+        <w:t>Norilsk: ⅓·0.287 + ⅓·0.351 + ⅓·0.242 = 0.293</w:t>
       </w:r>
     </w:p>
     <w:p>
@@ -2914,7 +2923,7 @@
           <w:color w:val="555555"/>
           <w:sz w:val="17"/>
         </w:rPr>
-        <w:t>The whole composite gap (0.43 vs 0.31) is the Nature pillar. Air and GHG are close; Nature is what the equal-weight mean propagates into the headline. This is why a single end-to-end example needs all three pillars to be honest about how the score is built.</w:t>
+        <w:t>The whole composite gap (0.40 vs 0.29) is the Nature pillar. Air and GHG are close; Nature is what the equal-weight mean propagates into the headline. This is why a single end-to-end example needs all three pillars to be honest about how the score is built.</w:t>
       </w:r>
     </w:p>
     <w:p>
@@ -2934,7 +2943,7 @@
           <w:b w:val="0"/>
           <w:i w:val="0"/>
         </w:rPr>
-        <w:t>Confidence is computed bottom-up (IC §8). Each indicator: c = 0.30·QA + 0.30·N_valid + 0.25·anomaly_strength + 0.15·spatial_context, then a column-to-surface multiplier. Pillars roll their survivors up; the composite confidence is the conservative min of the three pillar confidences (so one strong pillar cannot mask a weak one).</w:t>
+        <w:t>Confidence is computed bottom-up (IC §8). Each indicator: c = 0.30·QA + 0.30·N_valid + 0.25·anomaly_strength + 0.15·spatial_context, then a column-to-surface multiplier. Pillars roll their survivors up into a single measurement-quality aggregate, and the composite confidence is the conservative min of the three (so one strong pillar cannot mask a weak one). Under M-WEIGHTS-HARMONISE-A1 the min chain reads each pillar's measurement quality — the same aggregate that pillar uses for its follow-up's 0.20 quality term.</w:t>
       </w:r>
     </w:p>
     <w:tbl>
@@ -2961,7 +2970,7 @@
                 <w:b/>
                 <w:sz w:val="18"/>
               </w:rPr>
-              <w:t>Confidence term</w:t>
+              <w:t>Pillar measurement quality</w:t>
             </w:r>
           </w:p>
         </w:tc>
@@ -3007,7 +3016,7 @@
               <w:rPr>
                 <w:sz w:val="18"/>
               </w:rPr>
-              <w:t>Air attribution confidence</w:t>
+              <w:t>Air measurement quality</w:t>
             </w:r>
           </w:p>
         </w:tc>
@@ -3051,7 +3060,7 @@
               <w:rPr>
                 <w:sz w:val="18"/>
               </w:rPr>
-              <w:t>GHG data-quality attribution</w:t>
+              <w:t>GHG measurement quality</w:t>
             </w:r>
           </w:p>
         </w:tc>
@@ -3065,7 +3074,7 @@
               <w:rPr>
                 <w:sz w:val="18"/>
               </w:rPr>
-              <w:t>0.964</w:t>
+              <w:t>0.743</w:t>
             </w:r>
           </w:p>
         </w:tc>
@@ -3079,7 +3088,51 @@
               <w:rPr>
                 <w:sz w:val="18"/>
               </w:rPr>
-              <w:t>0.964</w:t>
+              <w:t>0.744</w:t>
+            </w:r>
+          </w:p>
+        </w:tc>
+      </w:tr>
+      <w:tr>
+        <w:tc>
+          <w:tcPr>
+            <w:tcW w:type="dxa" w:w="3888"/>
+          </w:tcPr>
+          <w:p>
+            <w:r/>
+            <w:r>
+              <w:rPr>
+                <w:sz w:val="18"/>
+              </w:rPr>
+              <w:t>Nature measurement quality</w:t>
+            </w:r>
+          </w:p>
+        </w:tc>
+        <w:tc>
+          <w:tcPr>
+            <w:tcW w:type="dxa" w:w="2304"/>
+          </w:tcPr>
+          <w:p>
+            <w:r/>
+            <w:r>
+              <w:rPr>
+                <w:sz w:val="18"/>
+              </w:rPr>
+              <w:t>0.858</w:t>
+            </w:r>
+          </w:p>
+        </w:tc>
+        <w:tc>
+          <w:tcPr>
+            <w:tcW w:type="dxa" w:w="2304"/>
+          </w:tcPr>
+          <w:p>
+            <w:r/>
+            <w:r>
+              <w:rPr>
+                <w:sz w:val="18"/>
+              </w:rPr>
+              <w:t>0.900</w:t>
             </w:r>
           </w:p>
         </w:tc>
@@ -3136,7 +3189,7 @@
           <w:color w:val="555555"/>
           <w:sz w:val="17"/>
         </w:rPr>
-        <w:t>At both sites GHG confidence is high (~0.96) but Air is the weakest pillar, so the composite confidence is pinned to the Air number (0.687 / 0.665). Norilsk is the lower of the two — it lost SO₂ entirely, thinning the Air survivor set.</w:t>
+        <w:t>Air is the weakest pillar at both sites, so the composite confidence is pinned to the Air number (0.687 / 0.665). GHG measurement quality (~0.74, the mean of the scored terms' confidences — VIIRS flaring + the NO₂/CO borrow) now sits in the chain in place of the old data-quality-attribution (~0.96); it is still above Air, so the binding minimum is unchanged. Norilsk is the lower of the two — it lost SO₂ entirely, thinning the Air survivor set. (GHG's separate data-quality-attribution breakdown, ~0.96, is still computed for display but no longer feeds this minimum.)</w:t>
       </w:r>
     </w:p>
     <w:p>
